--- a/public/templates/giay-de-nghi-tnhh-1tv.docx
+++ b/public/templates/giay-de-nghi-tnhh-1tv.docx
@@ -3770,12 +3770,9 @@
             </w:tcBorders>
           </w:tcPr>
           <w:p>
-            <w:pPr>
-              <w:rPr>
-                <w:sz w:val="24"/>
-                <w:szCs w:val="24"/>
-              </w:rPr>
-            </w:pPr>
+            <w:r>
+              <w:t>{#nganh_list}{stt}</w:t>
+            </w:r>
           </w:p>
         </w:tc>
         <w:tc>
@@ -3788,12 +3785,9 @@
             </w:tcBorders>
           </w:tcPr>
           <w:p>
-            <w:pPr>
-              <w:rPr>
-                <w:sz w:val="24"/>
-                <w:szCs w:val="24"/>
-              </w:rPr>
-            </w:pPr>
+            <w:r>
+              <w:t>{ten}</w:t>
+            </w:r>
           </w:p>
         </w:tc>
         <w:tc>
@@ -3807,13 +3801,9 @@
             </w:tcBorders>
           </w:tcPr>
           <w:p>
-            <w:pPr>
-              <w:rPr>
-                <w:sz w:val="24"/>
-                <w:szCs w:val="24"/>
-                <w:lang w:val="vi-VN"/>
-              </w:rPr>
-            </w:pPr>
+            <w:r>
+              <w:t>{ma}</w:t>
+            </w:r>
           </w:p>
         </w:tc>
         <w:tc>
@@ -3827,30 +3817,8 @@
             </w:tcBorders>
           </w:tcPr>
           <w:p>
-            <w:pPr>
-              <w:suppressAutoHyphens/>
-              <w:snapToGrid w:val="0"/>
-              <w:spacing w:before="120"/>
-              <w:jc w:val="both"/>
-              <w:rPr>
-                <w:rFonts w:eastAsia="Times New Roman"/>
-                <w:b/>
-                <w:bCs/>
-                <w:sz w:val="24"/>
-                <w:szCs w:val="24"/>
-                <w:lang w:eastAsia="zh-CN"/>
-              </w:rPr>
-            </w:pPr>
-            <w:r>
-              <w:rPr>
-                <w:rFonts w:eastAsia="Times New Roman"/>
-                <w:b/>
-                <w:bCs/>
-                <w:sz w:val="24"/>
-                <w:szCs w:val="24"/>
-                <w:lang w:val="vi-VN" w:eastAsia="zh-CN"/>
-              </w:rPr>
-              <w:t xml:space="preserve">         </w:t>
+            <w:r>
+              <w:t>{chinh}{/nganh_list}</w:t>
             </w:r>
           </w:p>
         </w:tc>
